--- a/hardware/kicad/candidates/PCB-MAIN-8L-COMPLETE-105/fab/PCB-MAIN_Официальная_проверка_JLCPCB_RU_EN.docx
+++ b/hardware/kicad/candidates/PCB-MAIN-8L-COMPLETE-105/fab/PCB-MAIN_Официальная_проверка_JLCPCB_RU_EN.docx
@@ -84,7 +84,7 @@
     </w:p>
     <w:p>
       <w:r>
-        <w:t>JLC08161H-3313 опубликован как пример стандартного восьмислойного стека 1,6 мм, но полный набор межслойных диэлектриков для данного заказа не зафиксирован в общедоступной статье. При заказе следует выбрать доступный стек, сохранить его параметры, назначить требуемые импедансы и сверить подготовленные фабрикой производственные файлы. Замена выбранной конфигурации оформляется ECO. Предварительный запрос отдельного ответа фабрики не нужен для подачи заказа по подтверждённым возможностям.</w:t>
+        <w:t>JLC08161H-3313 опубликован как пример стандартного восьмислойного стека 1,6 мм, но полный набор межслойных диэлектриков для данного заказа не зафиксирован в общедоступной статье. Функции слоёв в опубликованном примере отличаются от назначения меди этой платы; импеданс и возвратные пути нужно оценивать по фактическим слоям. При заказе следует выбрать доступный стек, сохранить его параметры, назначить требуемые импедансы и сверить подготовленные фабрикой производственные файлы. Замена выбранной конфигурации оформляется ECO. Предварительный запрос отдельного ответа фабрики не нужен для подачи заказа по подтверждённым возможностям.</w:t>
       </w:r>
     </w:p>
     <w:p>
